--- a/companies/meridian-actuarial/Engagements/Howard and Sons/2016.04.20 - Kickoff Memo - Pension Valuation.docx
+++ b/companies/meridian-actuarial/Engagements/Howard and Sons/2016.04.20 - Kickoff Memo - Pension Valuation.docx
@@ -2,31 +2,13 @@
 <file path=word/document.xml><?xml version="1.0" encoding="utf-8"?>
 <w:document xmlns:wpc="http://schemas.microsoft.com/office/word/2010/wordprocessingCanvas" xmlns:mo="http://schemas.microsoft.com/office/mac/office/2008/main" xmlns:mc="http://schemas.openxmlformats.org/markup-compatibility/2006" xmlns:mv="urn:schemas-microsoft-com:mac:vml" xmlns:o="urn:schemas-microsoft-com:office:office" xmlns:r="http://schemas.openxmlformats.org/officeDocument/2006/relationships" xmlns:m="http://schemas.openxmlformats.org/officeDocument/2006/math" xmlns:v="urn:schemas-microsoft-com:vml" xmlns:wp14="http://schemas.microsoft.com/office/word/2010/wordprocessingDrawing" xmlns:wp="http://schemas.openxmlformats.org/drawingml/2006/wordprocessingDrawing" xmlns:w10="urn:schemas-microsoft-com:office:word" xmlns:w="http://schemas.openxmlformats.org/wordprocessingml/2006/main" xmlns:w14="http://schemas.microsoft.com/office/word/2010/wordml" xmlns:wpg="http://schemas.microsoft.com/office/word/2010/wordprocessingGroup" xmlns:wpi="http://schemas.microsoft.com/office/word/2010/wordprocessingInk" xmlns:wne="http://schemas.microsoft.com/office/word/2006/wordml" xmlns:wps="http://schemas.microsoft.com/office/word/2010/wordprocessingShape" mc:Ignorable="w14 wp14">
   <w:body>
-    <w:p>
-      <w:pPr>
-        <w:pStyle w:val="Heading1"/>
-      </w:pPr>
-      <w:r>
-        <w:t>Kickoff Memo: Pension Valuation</w:t>
-      </w:r>
-    </w:p>
     <w:p>
       <w:r>
         <w:t>To: David Sherman, Jeffrey Ochoa, Carol Cooper</w:t>
         <w:br/>
         <w:t>From: Jennifer Vasquez</w:t>
         <w:br/>
-        <w:t>Re: Howard and Sons pension valuation, kickoff</w:t>
-      </w:r>
-    </w:p>
-    <w:p>
-      <w:r>
-        <w:t>The letter is countersigned and we are on the clock as of April 17, 2016. The objective is a funding valuation of the Howard and Sons defined benefit plan: liabilities measured on the plan's funding basis, compared against trust assets, with a gain and loss analysis explaining the movement since the prior valuation, plus the exhibit workbook and the auditor disclosure schedules. Robert reviews and signs. Elizabeth Horne is the client's Director of Operations and our route to everything we need; treat her as the single door, and do not go around her to her staff without telling her first.</w:t>
-      </w:r>
-    </w:p>
-    <w:p>
-      <w:r>
-        <w:t>A word on what this engagement is not. We are not being asked to model an amendment, we are not testing anything, and we are not calculating individual benefits. If any of that gets asked for in a hallway, the answer is that we will scope it, not that we will look at it. Carol Cooper is holding the scope paragraph and she will hold anything that leaves here without one.</w:t>
+        <w:t>Re: Howard and Sons pension valuation</w:t>
       </w:r>
     </w:p>
     <w:p>
@@ -34,7 +16,30 @@
         <w:pStyle w:val="Heading2"/>
       </w:pPr>
       <w:r>
-        <w:t>Workstreams</w:t>
+        <w:t>Objective</w:t>
+      </w:r>
+    </w:p>
+    <w:p>
+      <w:r>
+        <w:t>This memo sets the plan for the Howard and Sons pension valuation. The objective is a full actuarial valuation of the plan and a report the client's board can act on. The deliverables are the report and a workbook of exhibits that supports it.</w:t>
+      </w:r>
+    </w:p>
+    <w:p>
+      <w:r>
+        <w:t>The valuation measures the plan's liabilities and its funded position as of the valuation date, on the funding basis and the accounting basis. It is performed under the applicable Actuarial Standards of Practice. We keep measurement, assumption, and conclusion separate in the report, as we always do.</w:t>
+      </w:r>
+    </w:p>
+    <w:p>
+      <w:r>
+        <w:t>Our point of contact is Elizabeth Horne, Director of Operations. Data requests and scheduling go through her office. Client-facing questions come to me before they go to her.</w:t>
+      </w:r>
+    </w:p>
+    <w:p>
+      <w:pPr>
+        <w:pStyle w:val="Heading2"/>
+      </w:pPr>
+      <w:r>
+        <w:t>Assignments</w:t>
       </w:r>
     </w:p>
     <w:p>
@@ -42,7 +47,7 @@
         <w:pStyle w:val="ListBullet"/>
       </w:pPr>
       <w:r>
-        <w:t>Data. David Sherman owns the census extract, the trust statements, and the plan document with amendments. Reconcile the census against the prior valuation population before anyone builds on it. Last cycle the extract quietly changed shape; if it has changed again, say so in the first week, not the fourth.</w:t>
+        <w:t>Data. David Sherman reconstructs the participant census and the asset records, reconciles both, and documents our reliance. He ties the headcount and the assets to the prior year and to the client's own summaries, and flags any gap before anything is modeled.</w:t>
       </w:r>
     </w:p>
     <w:p>
@@ -50,7 +55,7 @@
         <w:pStyle w:val="ListBullet"/>
       </w:pPr>
       <w:r>
-        <w:t>Plan provisions. Jeffrey Ochoa reads the plan document and every amendment in effect on the valuation date and writes the provisions summary from the document itself, not from the prior report's summary. We check the prior summary against his afterward. If they disagree, that disagreement is a finding.</w:t>
+        <w:t>Modeling. Jeffrey Ochoa builds the valuation model and prepares the assumption inputs for review: the interest rate, mortality, and the retirement and termination rates. He sets no assumption as final until it has been reviewed, and he traces any surprising result back to the input that produced it.</w:t>
       </w:r>
     </w:p>
     <w:p>
@@ -58,7 +63,7 @@
         <w:pStyle w:val="ListBullet"/>
       </w:pPr>
       <w:r>
-        <w:t>Assumptions review. I own this. We will look at the discount rate, the mortality table and any projection scale, retirement and termination, and salary increase. The mortality question is live this cycle and I expect it to move the number; nothing is recommended until we have measured the effect and can show the board what it is.</w:t>
+        <w:t>Client relationship. I hold the scope calls and the contact with Elizabeth Horne. I own the questions the board wants answered and the harder job of saying which of them the data can answer and which it cannot.</w:t>
       </w:r>
     </w:p>
     <w:p>
@@ -66,23 +71,7 @@
         <w:pStyle w:val="ListBullet"/>
       </w:pPr>
       <w:r>
-        <w:t>Valuation and exhibits. David Sherman runs the valuation; Jeffrey Ochoa builds the exhibits and the disclosure schedules. Exhibits are built once and tie to the workbook, not retyped into the report.</w:t>
-      </w:r>
-    </w:p>
-    <w:p>
-      <w:pPr>
-        <w:pStyle w:val="ListBullet"/>
-      </w:pPr>
-      <w:r>
-        <w:t>Report and gain/loss. I write it. Three paragraphs, in this order, every time: what the data show, what we assumed, what we conclude. If a draft blurs those together Robert will send it back, and he will be right.</w:t>
-      </w:r>
-    </w:p>
-    <w:p>
-      <w:pPr>
-        <w:pStyle w:val="ListBullet"/>
-      </w:pPr>
-      <w:r>
-        <w:t>Client communication and scheduling. Carol Cooper tracks what we promised and when. Status to Elizabeth Horne goes out on the cadence Carol sets, and it goes out even when there is nothing good to report.</w:t>
+        <w:t>Scheduling. Carol Cooper tracks the data requests and the delivery date against the board's calendar, and keeps the open items visible so nothing waits on a request no one has sent.</w:t>
       </w:r>
     </w:p>
     <w:p>
@@ -90,52 +79,40 @@
         <w:pStyle w:val="Heading2"/>
       </w:pPr>
       <w:r>
-        <w:t>Next Steps</w:t>
+        <w:t>What the Work Depends On</w:t>
+      </w:r>
+    </w:p>
+    <w:p>
+      <w:r>
+        <w:t>Two things gate the rest. The first is a clean confirmation of the plan provisions we are to value, against the current plan document. The second is complete census and asset data. Until both are in hand, we set assumptions provisionally and value nothing.</w:t>
+      </w:r>
+    </w:p>
+    <w:p>
+      <w:r>
+        <w:t>Data quality is the usual risk on a first valuation for a client. Expect the census to need a pass for status codes and for participants whose records do not agree with the summary. We raise those with Elizabeth Horne early rather than carry them into the model.</w:t>
       </w:r>
     </w:p>
     <w:p>
       <w:pPr>
-        <w:pStyle w:val="ListBullet"/>
+        <w:pStyle w:val="Heading2"/>
       </w:pPr>
       <w:r>
-        <w:t>David sends the data request to Elizabeth Horne this week, itemized, with the field definitions attached so we are not guessing at codes.</w:t>
-      </w:r>
-    </w:p>
-    <w:p>
-      <w:pPr>
-        <w:pStyle w:val="ListBullet"/>
-      </w:pPr>
-      <w:r>
-        <w:t>Jeffrey pulls the plan document and amendments and flags any gap in the amendment history before we assume it is complete.</w:t>
-      </w:r>
-    </w:p>
-    <w:p>
-      <w:pPr>
-        <w:pStyle w:val="ListBullet"/>
-      </w:pPr>
-      <w:r>
-        <w:t>I will confirm the valuation date and the disclosure deadlines with Elizabeth Horne and pass the dates to Carol.</w:t>
-      </w:r>
-    </w:p>
-    <w:p>
-      <w:pPr>
-        <w:pStyle w:val="ListBullet"/>
-      </w:pPr>
-      <w:r>
-        <w:t>Carol schedules the internal review with Robert far enough ahead that it is a review and not a rubber stamp.</w:t>
-      </w:r>
-    </w:p>
-    <w:p>
-      <w:pPr>
-        <w:pStyle w:val="ListBullet"/>
-      </w:pPr>
-      <w:r>
-        <w:t>Nobody quotes a number outside this team, in any forum, until the reconciliation is signed off.</w:t>
+        <w:t>The First Two Weeks</w:t>
       </w:r>
     </w:p>
     <w:p>
       <w:r>
-        <w:t>Questions to me. If something in the data does not look right, raise it early; the cheapest week to find a problem is the one we are in.</w:t>
+        <w:t>Work begins on April 17, 2016. I will send the data request to Elizabeth Horne this week. It will list the census fields and the asset statement we need, with the format we want them in.</w:t>
+      </w:r>
+    </w:p>
+    <w:p>
+      <w:r>
+        <w:t>David Sherman loads the census as soon as it arrives and reports any gap the same day. Jeffrey Ochoa drafts the assumption memo for my review before any assumption is treated as settled. We do not value the plan until the plan document and the data are both confirmed.</w:t>
+      </w:r>
+    </w:p>
+    <w:p>
+      <w:r>
+        <w:t>Carol Cooper will circulate the schedule once the data request is out, mapped to the board's meeting dates so the draft and the final report land where the board can use them.</w:t>
       </w:r>
     </w:p>
     <w:sectPr>
